--- a/output/doc/07-线下取现-寄递黄金询问笔录.docx
+++ b/output/doc/07-线下取现-寄递黄金询问笔录.docx
@@ -853,7 +853,7 @@
                 <w:b w:val="0"/>
                 <w:sz w:val="19"/>
               </w:rPr>
-              <w:t>110101197108080072</w:t>
+              <w:t>ID_TEST_CASE_07</w:t>
             </w:r>
           </w:p>
         </w:tc>
@@ -909,7 +909,7 @@
                 <w:b w:val="0"/>
                 <w:sz w:val="19"/>
               </w:rPr>
-              <w:t>13300000009</w:t>
+              <w:t>PHONE_TEST_09</w:t>
             </w:r>
           </w:p>
         </w:tc>
@@ -1188,7 +1188,7 @@
           <w:b w:val="0"/>
           <w:sz w:val="22"/>
         </w:rPr>
-        <w:t>答：我叫吴样本，男，55岁，汉族，身份证号码110101197108080072，联系电话13300000009，在测试建筑设计院工作，现住测试省测试市演示区金桥街70号704室。以上均为虚构测试信息。</w:t>
+        <w:t>答：我叫吴样本，男，55岁，汉族，身份证号码ID_TEST_CASE_07，联系电话PHONE_TEST_09，在测试建筑设计院工作，现住测试省测试市演示区金桥街70号704室。以上均为虚构测试信息。</w:t>
       </w:r>
     </w:p>
     <w:p>
@@ -1317,7 +1317,7 @@
           <w:b w:val="0"/>
           <w:sz w:val="22"/>
         </w:rPr>
-        <w:t>答：我使用测试银行借记卡6222020200007234573，开户名吴样本。</w:t>
+        <w:t>答：我使用测试银行借记卡CARD_TEST_13，开户名吴样本。</w:t>
       </w:r>
     </w:p>
     <w:p>
